--- a/templates/company/template.docx
+++ b/templates/company/template.docx
@@ -861,7 +861,7 @@
                       <w:szCs w:val="16"/>
                       <w:lang w:val="en-US" w:eastAsia="zh-CN" w:bidi="ar"/>
                     </w:rPr>
-                    <w:t>OUTPERFORM</w:t>
+                    <w:t>{{ rating }}</w:t>
                   </w:r>
                 </w:p>
                 <w:p>
@@ -943,7 +943,7 @@
                       <w:szCs w:val="16"/>
                       <w:lang w:val="en-US" w:eastAsia="zh-CN" w:bidi="ar"/>
                     </w:rPr>
-                    <w:t>60.40</w:t>
+                    <w:t>{{ current_price }}0</w:t>
                   </w:r>
                 </w:p>
                 <w:p>
@@ -1025,7 +1025,7 @@
                       <w:szCs w:val="16"/>
                       <w:lang w:val="en-US" w:eastAsia="zh-CN" w:bidi="ar"/>
                     </w:rPr>
-                    <w:t>86.72</w:t>
+                    <w:t>{{ target_price }}</w:t>
                   </w:r>
                 </w:p>
                 <w:p>
@@ -1107,7 +1107,7 @@
                       <w:szCs w:val="16"/>
                       <w:lang w:val="en-US" w:eastAsia="zh-CN" w:bidi="ar"/>
                     </w:rPr>
-                    <w:t>22.11bn</w:t>
+                    <w:t>{{ market_cap }}</w:t>
                   </w:r>
                 </w:p>
                 <w:p>
@@ -1189,7 +1189,7 @@
                       <w:szCs w:val="16"/>
                       <w:lang w:val="en-US" w:eastAsia="zh-CN" w:bidi="ar"/>
                     </w:rPr>
-                    <w:t>365.99mn</w:t>
+                    <w:t>{{ shares_in_issue }}</w:t>
                   </w:r>
                 </w:p>
                 <w:p>
@@ -1271,7 +1271,7 @@
                       <w:szCs w:val="16"/>
                       <w:lang w:val="en-US" w:eastAsia="zh-CN" w:bidi="ar"/>
                     </w:rPr>
-                    <w:t>73.40-20.50</w:t>
+                    <w:t>{{ one_year_high }}0-{{ one_year_low }}0</w:t>
                   </w:r>
                 </w:p>
                 <w:p>
@@ -1330,7 +1330,7 @@
                       <w:i/>
                       <w:iCs/>
                     </w:rPr>
-                    <w:t>注：现价60.40为2026 年 01 月 15 日收盘价</w:t>
+                    <w:t>注：现价{{ current_price }}0为{{ current_price_date }}收盘价</w:t>
                   </w:r>
                 </w:p>
               </w:tc>

--- a/templates/company/template.docx
+++ b/templates/company/template.docx
@@ -2486,7 +2486,7 @@
                       <w:szCs w:val="16"/>
                       <w:lang w:val="en-US" w:eastAsia="zh-CN" w:bidi="ar"/>
                     </w:rPr>
-                    <w:t>杨斌</w:t>
+                    <w:t>{{ a1_cn }} {{ a1_en }}], SFC:{{ a1_sfc }}</w:t>
                   </w:r>
                   <w:r>
                     <w:rPr>
@@ -2500,7 +2500,6 @@
                       <w:szCs w:val="16"/>
                       <w:lang w:val="en-US" w:eastAsia="zh-CN" w:bidi="ar"/>
                     </w:rPr>
-                    <w:t xml:space="preserve"> Bin Y</w:t>
                   </w:r>
                   <w:bookmarkStart w:id="22" w:name="_GoBack"/>
                   <w:bookmarkEnd w:id="22"/>
@@ -2516,7 +2515,6 @@
                       <w:szCs w:val="16"/>
                       <w:lang w:val="en-US" w:eastAsia="zh-CN" w:bidi="ar"/>
                     </w:rPr>
-                    <w:t>ang</w:t>
                   </w:r>
                   <w:r>
                     <w:rPr>
@@ -2528,7 +2526,6 @@
                       <w:szCs w:val="16"/>
                       <w:lang w:val="en-US" w:eastAsia="zh-CN" w:bidi="ar"/>
                     </w:rPr>
-                    <w:t>]</w:t>
                   </w:r>
                   <w:r>
                     <w:rPr>
@@ -2542,7 +2539,6 @@
                       <w:szCs w:val="16"/>
                       <w:lang w:val="en-US" w:eastAsia="zh-CN" w:bidi="ar"/>
                     </w:rPr>
-                    <w:t>, SFC:BSQ313</w:t>
                   </w:r>
                 </w:p>
               </w:tc>
@@ -2628,35 +2624,31 @@
                       <w:rFonts w:hint="eastAsia" w:eastAsia="楷体_GB2312" w:cs="等线"/>
                       <w:b w:val="0"/>
                     </w:rPr>
-                    <w:t>harryyang</w:t>
+                    <w:t>{{ a1_email }}</w:t>
                   </w:r>
                   <w:r>
                     <w:rPr>
                       <w:rFonts w:eastAsia="楷体_GB2312" w:cs="等线"/>
                       <w:b w:val="0"/>
                     </w:rPr>
-                    <w:t>@</w:t>
                   </w:r>
                   <w:r>
                     <w:rPr>
                       <w:rFonts w:hint="eastAsia" w:eastAsia="楷体_GB2312" w:cs="等线"/>
                       <w:b w:val="0"/>
                     </w:rPr>
-                    <w:t>hfisec</w:t>
                   </w:r>
                   <w:r>
                     <w:rPr>
                       <w:rFonts w:eastAsia="楷体_GB2312" w:cs="等线"/>
                       <w:b w:val="0"/>
                     </w:rPr>
-                    <w:t>.com</w:t>
                   </w:r>
                   <w:r>
                     <w:rPr>
                       <w:rFonts w:hint="eastAsia" w:eastAsia="楷体_GB2312" w:cs="等线"/>
                       <w:b w:val="0"/>
                     </w:rPr>
-                    <w:t>.hk</w:t>
                   </w:r>
                 </w:p>
               </w:tc>

--- a/templates/company/template.docx
+++ b/templates/company/template.docx
@@ -1953,7 +1953,6 @@
                       <w:rFonts w:hint="default" w:ascii="Calibri" w:hAnsi="Calibri" w:eastAsia="楷体_GB2312" w:cs="Calibri"/>
                     </w:rPr>
                   </w:pPr>
-                  <w:bookmarkStart w:id="3" w:name="_GoBack" w:colFirst="1" w:colLast="3"/>
                   <w:r>
                     <w:rPr>
                       <w:rFonts w:hint="default" w:ascii="Calibri" w:hAnsi="Calibri" w:eastAsia="楷体_GB2312" w:cs="Calibri"/>
@@ -1991,104 +1990,6 @@
                       <w:lang w:val="en-US" w:eastAsia="zh-CN" w:bidi="ar-SA"/>
                     </w:rPr>
                   </w:pPr>
-                  <w:r>
-                    <w:rPr>
-                      <w:rFonts w:hint="default" w:ascii="Calibri" w:hAnsi="Calibri" w:eastAsia="楷体_GB2312" w:cs="Calibri"/>
-                      <w:b/>
-                      <w:bCs/>
-                      <w:snapToGrid w:val="0"/>
-                      <w:color w:val="333333"/>
-                      <w:kern w:val="0"/>
-                      <w:sz w:val="16"/>
-                      <w:szCs w:val="16"/>
-                      <w:lang w:val="en-US" w:eastAsia="zh-CN" w:bidi="ar"/>
-                    </w:rPr>
-                    <w:t>{{ a</w:t>
-                  </w:r>
-                  <w:r>
-                    <w:rPr>
-                      <w:rFonts w:hint="eastAsia" w:eastAsia="楷体_GB2312" w:cs="Calibri"/>
-                      <w:b/>
-                      <w:bCs/>
-                      <w:snapToGrid w:val="0"/>
-                      <w:color w:val="333333"/>
-                      <w:kern w:val="0"/>
-                      <w:sz w:val="16"/>
-                      <w:szCs w:val="16"/>
-                      <w:lang w:val="en-US" w:eastAsia="zh-CN" w:bidi="ar"/>
-                    </w:rPr>
-                    <w:t>2</w:t>
-                  </w:r>
-                  <w:r>
-                    <w:rPr>
-                      <w:rFonts w:hint="default" w:ascii="Calibri" w:hAnsi="Calibri" w:eastAsia="楷体_GB2312" w:cs="Calibri"/>
-                      <w:b/>
-                      <w:bCs/>
-                      <w:snapToGrid w:val="0"/>
-                      <w:color w:val="333333"/>
-                      <w:kern w:val="0"/>
-                      <w:sz w:val="16"/>
-                      <w:szCs w:val="16"/>
-                      <w:lang w:val="en-US" w:eastAsia="zh-CN" w:bidi="ar"/>
-                    </w:rPr>
-                    <w:t>_cn }} {{ a</w:t>
-                  </w:r>
-                  <w:r>
-                    <w:rPr>
-                      <w:rFonts w:hint="eastAsia" w:eastAsia="楷体_GB2312" w:cs="Calibri"/>
-                      <w:b/>
-                      <w:bCs/>
-                      <w:snapToGrid w:val="0"/>
-                      <w:color w:val="333333"/>
-                      <w:kern w:val="0"/>
-                      <w:sz w:val="16"/>
-                      <w:szCs w:val="16"/>
-                      <w:lang w:val="en-US" w:eastAsia="zh-CN" w:bidi="ar"/>
-                    </w:rPr>
-                    <w:t>2</w:t>
-                  </w:r>
-                  <w:r>
-                    <w:rPr>
-                      <w:rFonts w:hint="default" w:ascii="Calibri" w:hAnsi="Calibri" w:eastAsia="楷体_GB2312" w:cs="Calibri"/>
-                      <w:b/>
-                      <w:bCs/>
-                      <w:snapToGrid w:val="0"/>
-                      <w:color w:val="333333"/>
-                      <w:kern w:val="0"/>
-                      <w:sz w:val="16"/>
-                      <w:szCs w:val="16"/>
-                      <w:lang w:val="en-US" w:eastAsia="zh-CN" w:bidi="ar"/>
-                    </w:rPr>
-                    <w:t>_en }}], SFC:{{ a</w:t>
-                  </w:r>
-                  <w:r>
-                    <w:rPr>
-                      <w:rFonts w:hint="eastAsia" w:eastAsia="楷体_GB2312" w:cs="Calibri"/>
-                      <w:b/>
-                      <w:bCs/>
-                      <w:snapToGrid w:val="0"/>
-                      <w:color w:val="333333"/>
-                      <w:kern w:val="0"/>
-                      <w:sz w:val="16"/>
-                      <w:szCs w:val="16"/>
-                      <w:lang w:val="en-US" w:eastAsia="zh-CN" w:bidi="ar"/>
-                    </w:rPr>
-                    <w:t>2</w:t>
-                  </w:r>
-                  <w:r>
-                    <w:rPr>
-                      <w:rFonts w:hint="default" w:ascii="Calibri" w:hAnsi="Calibri" w:eastAsia="楷体_GB2312" w:cs="Calibri"/>
-                      <w:b/>
-                      <w:bCs/>
-                      <w:snapToGrid w:val="0"/>
-                      <w:color w:val="333333"/>
-                      <w:kern w:val="0"/>
-                      <w:sz w:val="16"/>
-                      <w:szCs w:val="16"/>
-                      <w:lang w:val="en-US" w:eastAsia="zh-CN" w:bidi="ar"/>
-                    </w:rPr>
-                    <w:t>_sfc }}</w:t>
-                  </w:r>
                 </w:p>
               </w:tc>
               <w:tc>
@@ -2112,104 +2013,6 @@
                       <w:lang w:val="en-US" w:eastAsia="zh-CN" w:bidi="ar-SA"/>
                     </w:rPr>
                   </w:pPr>
-                  <w:r>
-                    <w:rPr>
-                      <w:rFonts w:hint="default" w:ascii="Calibri" w:hAnsi="Calibri" w:eastAsia="楷体_GB2312" w:cs="Calibri"/>
-                      <w:b/>
-                      <w:bCs/>
-                      <w:snapToGrid w:val="0"/>
-                      <w:color w:val="333333"/>
-                      <w:kern w:val="0"/>
-                      <w:sz w:val="16"/>
-                      <w:szCs w:val="16"/>
-                      <w:lang w:val="en-US" w:eastAsia="zh-CN" w:bidi="ar"/>
-                    </w:rPr>
-                    <w:t>{{ a</w:t>
-                  </w:r>
-                  <w:r>
-                    <w:rPr>
-                      <w:rFonts w:hint="eastAsia" w:eastAsia="楷体_GB2312" w:cs="Calibri"/>
-                      <w:b/>
-                      <w:bCs/>
-                      <w:snapToGrid w:val="0"/>
-                      <w:color w:val="333333"/>
-                      <w:kern w:val="0"/>
-                      <w:sz w:val="16"/>
-                      <w:szCs w:val="16"/>
-                      <w:lang w:val="en-US" w:eastAsia="zh-CN" w:bidi="ar"/>
-                    </w:rPr>
-                    <w:t>3</w:t>
-                  </w:r>
-                  <w:r>
-                    <w:rPr>
-                      <w:rFonts w:hint="default" w:ascii="Calibri" w:hAnsi="Calibri" w:eastAsia="楷体_GB2312" w:cs="Calibri"/>
-                      <w:b/>
-                      <w:bCs/>
-                      <w:snapToGrid w:val="0"/>
-                      <w:color w:val="333333"/>
-                      <w:kern w:val="0"/>
-                      <w:sz w:val="16"/>
-                      <w:szCs w:val="16"/>
-                      <w:lang w:val="en-US" w:eastAsia="zh-CN" w:bidi="ar"/>
-                    </w:rPr>
-                    <w:t>_cn }} {{ a</w:t>
-                  </w:r>
-                  <w:r>
-                    <w:rPr>
-                      <w:rFonts w:hint="eastAsia" w:eastAsia="楷体_GB2312" w:cs="Calibri"/>
-                      <w:b/>
-                      <w:bCs/>
-                      <w:snapToGrid w:val="0"/>
-                      <w:color w:val="333333"/>
-                      <w:kern w:val="0"/>
-                      <w:sz w:val="16"/>
-                      <w:szCs w:val="16"/>
-                      <w:lang w:val="en-US" w:eastAsia="zh-CN" w:bidi="ar"/>
-                    </w:rPr>
-                    <w:t>3</w:t>
-                  </w:r>
-                  <w:r>
-                    <w:rPr>
-                      <w:rFonts w:hint="default" w:ascii="Calibri" w:hAnsi="Calibri" w:eastAsia="楷体_GB2312" w:cs="Calibri"/>
-                      <w:b/>
-                      <w:bCs/>
-                      <w:snapToGrid w:val="0"/>
-                      <w:color w:val="333333"/>
-                      <w:kern w:val="0"/>
-                      <w:sz w:val="16"/>
-                      <w:szCs w:val="16"/>
-                      <w:lang w:val="en-US" w:eastAsia="zh-CN" w:bidi="ar"/>
-                    </w:rPr>
-                    <w:t>_en }}], SFC:{{ a</w:t>
-                  </w:r>
-                  <w:r>
-                    <w:rPr>
-                      <w:rFonts w:hint="eastAsia" w:eastAsia="楷体_GB2312" w:cs="Calibri"/>
-                      <w:b/>
-                      <w:bCs/>
-                      <w:snapToGrid w:val="0"/>
-                      <w:color w:val="333333"/>
-                      <w:kern w:val="0"/>
-                      <w:sz w:val="16"/>
-                      <w:szCs w:val="16"/>
-                      <w:lang w:val="en-US" w:eastAsia="zh-CN" w:bidi="ar"/>
-                    </w:rPr>
-                    <w:t>3</w:t>
-                  </w:r>
-                  <w:r>
-                    <w:rPr>
-                      <w:rFonts w:hint="default" w:ascii="Calibri" w:hAnsi="Calibri" w:eastAsia="楷体_GB2312" w:cs="Calibri"/>
-                      <w:b/>
-                      <w:bCs/>
-                      <w:snapToGrid w:val="0"/>
-                      <w:color w:val="333333"/>
-                      <w:kern w:val="0"/>
-                      <w:sz w:val="16"/>
-                      <w:szCs w:val="16"/>
-                      <w:lang w:val="en-US" w:eastAsia="zh-CN" w:bidi="ar"/>
-                    </w:rPr>
-                    <w:t>_sfc }}</w:t>
-                  </w:r>
                 </w:p>
               </w:tc>
               <w:tc>
@@ -2233,104 +2036,6 @@
                       <w:lang w:val="en-US" w:eastAsia="zh-CN" w:bidi="ar-SA"/>
                     </w:rPr>
                   </w:pPr>
-                  <w:r>
-                    <w:rPr>
-                      <w:rFonts w:hint="default" w:ascii="Calibri" w:hAnsi="Calibri" w:eastAsia="楷体_GB2312" w:cs="Calibri"/>
-                      <w:b/>
-                      <w:bCs/>
-                      <w:snapToGrid w:val="0"/>
-                      <w:color w:val="333333"/>
-                      <w:kern w:val="0"/>
-                      <w:sz w:val="16"/>
-                      <w:szCs w:val="16"/>
-                      <w:lang w:val="en-US" w:eastAsia="zh-CN" w:bidi="ar"/>
-                    </w:rPr>
-                    <w:t>{{ a</w:t>
-                  </w:r>
-                  <w:r>
-                    <w:rPr>
-                      <w:rFonts w:hint="eastAsia" w:eastAsia="楷体_GB2312" w:cs="Calibri"/>
-                      <w:b/>
-                      <w:bCs/>
-                      <w:snapToGrid w:val="0"/>
-                      <w:color w:val="333333"/>
-                      <w:kern w:val="0"/>
-                      <w:sz w:val="16"/>
-                      <w:szCs w:val="16"/>
-                      <w:lang w:val="en-US" w:eastAsia="zh-CN" w:bidi="ar"/>
-                    </w:rPr>
-                    <w:t>4</w:t>
-                  </w:r>
-                  <w:r>
-                    <w:rPr>
-                      <w:rFonts w:hint="default" w:ascii="Calibri" w:hAnsi="Calibri" w:eastAsia="楷体_GB2312" w:cs="Calibri"/>
-                      <w:b/>
-                      <w:bCs/>
-                      <w:snapToGrid w:val="0"/>
-                      <w:color w:val="333333"/>
-                      <w:kern w:val="0"/>
-                      <w:sz w:val="16"/>
-                      <w:szCs w:val="16"/>
-                      <w:lang w:val="en-US" w:eastAsia="zh-CN" w:bidi="ar"/>
-                    </w:rPr>
-                    <w:t>_cn }} {{ a</w:t>
-                  </w:r>
-                  <w:r>
-                    <w:rPr>
-                      <w:rFonts w:hint="eastAsia" w:eastAsia="楷体_GB2312" w:cs="Calibri"/>
-                      <w:b/>
-                      <w:bCs/>
-                      <w:snapToGrid w:val="0"/>
-                      <w:color w:val="333333"/>
-                      <w:kern w:val="0"/>
-                      <w:sz w:val="16"/>
-                      <w:szCs w:val="16"/>
-                      <w:lang w:val="en-US" w:eastAsia="zh-CN" w:bidi="ar"/>
-                    </w:rPr>
-                    <w:t>4</w:t>
-                  </w:r>
-                  <w:r>
-                    <w:rPr>
-                      <w:rFonts w:hint="default" w:ascii="Calibri" w:hAnsi="Calibri" w:eastAsia="楷体_GB2312" w:cs="Calibri"/>
-                      <w:b/>
-                      <w:bCs/>
-                      <w:snapToGrid w:val="0"/>
-                      <w:color w:val="333333"/>
-                      <w:kern w:val="0"/>
-                      <w:sz w:val="16"/>
-                      <w:szCs w:val="16"/>
-                      <w:lang w:val="en-US" w:eastAsia="zh-CN" w:bidi="ar"/>
-                    </w:rPr>
-                    <w:t>_en }}], SFC:{{ a</w:t>
-                  </w:r>
-                  <w:r>
-                    <w:rPr>
-                      <w:rFonts w:hint="eastAsia" w:eastAsia="楷体_GB2312" w:cs="Calibri"/>
-                      <w:b/>
-                      <w:bCs/>
-                      <w:snapToGrid w:val="0"/>
-                      <w:color w:val="333333"/>
-                      <w:kern w:val="0"/>
-                      <w:sz w:val="16"/>
-                      <w:szCs w:val="16"/>
-                      <w:lang w:val="en-US" w:eastAsia="zh-CN" w:bidi="ar"/>
-                    </w:rPr>
-                    <w:t>4</w:t>
-                  </w:r>
-                  <w:r>
-                    <w:rPr>
-                      <w:rFonts w:hint="default" w:ascii="Calibri" w:hAnsi="Calibri" w:eastAsia="楷体_GB2312" w:cs="Calibri"/>
-                      <w:b/>
-                      <w:bCs/>
-                      <w:snapToGrid w:val="0"/>
-                      <w:color w:val="333333"/>
-                      <w:kern w:val="0"/>
-                      <w:sz w:val="16"/>
-                      <w:szCs w:val="16"/>
-                      <w:lang w:val="en-US" w:eastAsia="zh-CN" w:bidi="ar"/>
-                    </w:rPr>
-                    <w:t>_sfc }}</w:t>
-                  </w:r>
                 </w:p>
               </w:tc>
             </w:tr>
@@ -2396,28 +2101,6 @@
                       <w:lang w:val="en-US" w:eastAsia="zh-CN" w:bidi="ar-SA"/>
                     </w:rPr>
                   </w:pPr>
-                  <w:r>
-                    <w:rPr>
-                      <w:rFonts w:hint="eastAsia" w:eastAsia="楷体_GB2312" w:cs="等线"/>
-                      <w:b w:val="0"/>
-                    </w:rPr>
-                    <w:t>{{ a</w:t>
-                  </w:r>
-                  <w:r>
-                    <w:rPr>
-                      <w:rFonts w:hint="eastAsia" w:eastAsia="楷体_GB2312" w:cs="等线"/>
-                      <w:b w:val="0"/>
-                      <w:lang w:val="en-US" w:eastAsia="zh-CN"/>
-                    </w:rPr>
-                    <w:t>2</w:t>
-                  </w:r>
-                  <w:r>
-                    <w:rPr>
-                      <w:rFonts w:hint="eastAsia" w:eastAsia="楷体_GB2312" w:cs="等线"/>
-                      <w:b w:val="0"/>
-                    </w:rPr>
-                    <w:t>_email }}</w:t>
-                  </w:r>
                 </w:p>
               </w:tc>
               <w:tc>
@@ -2439,28 +2122,6 @@
                       <w:lang w:val="en-US" w:eastAsia="zh-CN" w:bidi="ar-SA"/>
                     </w:rPr>
                   </w:pPr>
-                  <w:r>
-                    <w:rPr>
-                      <w:rFonts w:hint="eastAsia" w:eastAsia="楷体_GB2312" w:cs="等线"/>
-                      <w:b w:val="0"/>
-                    </w:rPr>
-                    <w:t>{{ a</w:t>
-                  </w:r>
-                  <w:r>
-                    <w:rPr>
-                      <w:rFonts w:hint="eastAsia" w:eastAsia="楷体_GB2312" w:cs="等线"/>
-                      <w:b w:val="0"/>
-                      <w:lang w:val="en-US" w:eastAsia="zh-CN"/>
-                    </w:rPr>
-                    <w:t>3</w:t>
-                  </w:r>
-                  <w:r>
-                    <w:rPr>
-                      <w:rFonts w:hint="eastAsia" w:eastAsia="楷体_GB2312" w:cs="等线"/>
-                      <w:b w:val="0"/>
-                    </w:rPr>
-                    <w:t>_email }}</w:t>
-                  </w:r>
                 </w:p>
               </w:tc>
               <w:tc>
@@ -2482,32 +2143,9 @@
                       <w:lang w:val="en-US" w:eastAsia="zh-CN" w:bidi="ar-SA"/>
                     </w:rPr>
                   </w:pPr>
-                  <w:r>
-                    <w:rPr>
-                      <w:rFonts w:hint="eastAsia" w:eastAsia="楷体_GB2312" w:cs="等线"/>
-                      <w:b w:val="0"/>
-                    </w:rPr>
-                    <w:t>{{ a</w:t>
-                  </w:r>
-                  <w:r>
-                    <w:rPr>
-                      <w:rFonts w:hint="eastAsia" w:eastAsia="楷体_GB2312" w:cs="等线"/>
-                      <w:b w:val="0"/>
-                      <w:lang w:val="en-US" w:eastAsia="zh-CN"/>
-                    </w:rPr>
-                    <w:t>4</w:t>
-                  </w:r>
-                  <w:r>
-                    <w:rPr>
-                      <w:rFonts w:hint="eastAsia" w:eastAsia="楷体_GB2312" w:cs="等线"/>
-                      <w:b w:val="0"/>
-                    </w:rPr>
-                    <w:t>_email }}</w:t>
-                  </w:r>
                 </w:p>
               </w:tc>
             </w:tr>
-            <w:bookmarkEnd w:id="3"/>
             <w:tr>
               <w:tblPrEx>
                 <w:tblBorders>
@@ -2550,104 +2188,8 @@
                       <w:lang w:val="en-US" w:eastAsia="zh-CN" w:bidi="ar-SA"/>
                     </w:rPr>
                   </w:pPr>
-                  <w:r>
-                    <w:rPr>
-                      <w:rFonts w:hint="default" w:ascii="Calibri" w:hAnsi="Calibri" w:eastAsia="楷体_GB2312" w:cs="Calibri"/>
-                      <w:b/>
-                      <w:bCs/>
-                      <w:snapToGrid w:val="0"/>
-                      <w:color w:val="333333"/>
-                      <w:kern w:val="0"/>
-                      <w:sz w:val="16"/>
-                      <w:szCs w:val="16"/>
-                      <w:lang w:val="en-US" w:eastAsia="zh-CN" w:bidi="ar"/>
-                    </w:rPr>
-                    <w:t>{{ a</w:t>
-                  </w:r>
-                  <w:r>
-                    <w:rPr>
-                      <w:rFonts w:hint="eastAsia" w:eastAsia="楷体_GB2312" w:cs="Calibri"/>
-                      <w:b/>
-                      <w:bCs/>
-                      <w:snapToGrid w:val="0"/>
-                      <w:color w:val="333333"/>
-                      <w:kern w:val="0"/>
-                      <w:sz w:val="16"/>
-                      <w:szCs w:val="16"/>
-                      <w:lang w:val="en-US" w:eastAsia="zh-CN" w:bidi="ar"/>
-                    </w:rPr>
-                    <w:t>5</w:t>
-                  </w:r>
-                  <w:r>
-                    <w:rPr>
-                      <w:rFonts w:hint="default" w:ascii="Calibri" w:hAnsi="Calibri" w:eastAsia="楷体_GB2312" w:cs="Calibri"/>
-                      <w:b/>
-                      <w:bCs/>
-                      <w:snapToGrid w:val="0"/>
-                      <w:color w:val="333333"/>
-                      <w:kern w:val="0"/>
-                      <w:sz w:val="16"/>
-                      <w:szCs w:val="16"/>
-                      <w:lang w:val="en-US" w:eastAsia="zh-CN" w:bidi="ar"/>
-                    </w:rPr>
-                    <w:t>_cn }} {{ a</w:t>
-                  </w:r>
-                  <w:r>
-                    <w:rPr>
-                      <w:rFonts w:hint="eastAsia" w:eastAsia="楷体_GB2312" w:cs="Calibri"/>
-                      <w:b/>
-                      <w:bCs/>
-                      <w:snapToGrid w:val="0"/>
-                      <w:color w:val="333333"/>
-                      <w:kern w:val="0"/>
-                      <w:sz w:val="16"/>
-                      <w:szCs w:val="16"/>
-                      <w:lang w:val="en-US" w:eastAsia="zh-CN" w:bidi="ar"/>
-                    </w:rPr>
-                    <w:t>5</w:t>
-                  </w:r>
-                  <w:r>
-                    <w:rPr>
-                      <w:rFonts w:hint="default" w:ascii="Calibri" w:hAnsi="Calibri" w:eastAsia="楷体_GB2312" w:cs="Calibri"/>
-                      <w:b/>
-                      <w:bCs/>
-                      <w:snapToGrid w:val="0"/>
-                      <w:color w:val="333333"/>
-                      <w:kern w:val="0"/>
-                      <w:sz w:val="16"/>
-                      <w:szCs w:val="16"/>
-                      <w:lang w:val="en-US" w:eastAsia="zh-CN" w:bidi="ar"/>
-                    </w:rPr>
-                    <w:t>_en }}], SFC:{{ a</w:t>
-                  </w:r>
-                  <w:r>
-                    <w:rPr>
-                      <w:rFonts w:hint="eastAsia" w:eastAsia="楷体_GB2312" w:cs="Calibri"/>
-                      <w:b/>
-                      <w:bCs/>
-                      <w:snapToGrid w:val="0"/>
-                      <w:color w:val="333333"/>
-                      <w:kern w:val="0"/>
-                      <w:sz w:val="16"/>
-                      <w:szCs w:val="16"/>
-                      <w:lang w:val="en-US" w:eastAsia="zh-CN" w:bidi="ar"/>
-                    </w:rPr>
-                    <w:t>5</w:t>
-                  </w:r>
-                  <w:r>
-                    <w:rPr>
-                      <w:rFonts w:hint="default" w:ascii="Calibri" w:hAnsi="Calibri" w:eastAsia="楷体_GB2312" w:cs="Calibri"/>
-                      <w:b/>
-                      <w:bCs/>
-                      <w:snapToGrid w:val="0"/>
-                      <w:color w:val="333333"/>
-                      <w:kern w:val="0"/>
-                      <w:sz w:val="16"/>
-                      <w:szCs w:val="16"/>
-                      <w:lang w:val="en-US" w:eastAsia="zh-CN" w:bidi="ar"/>
-                    </w:rPr>
-                    <w:t>_sfc }}</w:t>
-                  </w:r>
+                  <w:bookmarkStart w:id="3" w:name="_GoBack"/>
+                  <w:bookmarkEnd w:id="3"/>
                 </w:p>
               </w:tc>
               <w:tc>
@@ -2671,104 +2213,6 @@
                       <w:lang w:val="en-US" w:eastAsia="zh-CN" w:bidi="ar-SA"/>
                     </w:rPr>
                   </w:pPr>
-                  <w:r>
-                    <w:rPr>
-                      <w:rFonts w:hint="default" w:ascii="Calibri" w:hAnsi="Calibri" w:eastAsia="楷体_GB2312" w:cs="Calibri"/>
-                      <w:b/>
-                      <w:bCs/>
-                      <w:snapToGrid w:val="0"/>
-                      <w:color w:val="333333"/>
-                      <w:kern w:val="0"/>
-                      <w:sz w:val="16"/>
-                      <w:szCs w:val="16"/>
-                      <w:lang w:val="en-US" w:eastAsia="zh-CN" w:bidi="ar"/>
-                    </w:rPr>
-                    <w:t>{{ a</w:t>
-                  </w:r>
-                  <w:r>
-                    <w:rPr>
-                      <w:rFonts w:hint="eastAsia" w:eastAsia="楷体_GB2312" w:cs="Calibri"/>
-                      <w:b/>
-                      <w:bCs/>
-                      <w:snapToGrid w:val="0"/>
-                      <w:color w:val="333333"/>
-                      <w:kern w:val="0"/>
-                      <w:sz w:val="16"/>
-                      <w:szCs w:val="16"/>
-                      <w:lang w:val="en-US" w:eastAsia="zh-CN" w:bidi="ar"/>
-                    </w:rPr>
-                    <w:t>6</w:t>
-                  </w:r>
-                  <w:r>
-                    <w:rPr>
-                      <w:rFonts w:hint="default" w:ascii="Calibri" w:hAnsi="Calibri" w:eastAsia="楷体_GB2312" w:cs="Calibri"/>
-                      <w:b/>
-                      <w:bCs/>
-                      <w:snapToGrid w:val="0"/>
-                      <w:color w:val="333333"/>
-                      <w:kern w:val="0"/>
-                      <w:sz w:val="16"/>
-                      <w:szCs w:val="16"/>
-                      <w:lang w:val="en-US" w:eastAsia="zh-CN" w:bidi="ar"/>
-                    </w:rPr>
-                    <w:t>_cn }} {{ a</w:t>
-                  </w:r>
-                  <w:r>
-                    <w:rPr>
-                      <w:rFonts w:hint="eastAsia" w:eastAsia="楷体_GB2312" w:cs="Calibri"/>
-                      <w:b/>
-                      <w:bCs/>
-                      <w:snapToGrid w:val="0"/>
-                      <w:color w:val="333333"/>
-                      <w:kern w:val="0"/>
-                      <w:sz w:val="16"/>
-                      <w:szCs w:val="16"/>
-                      <w:lang w:val="en-US" w:eastAsia="zh-CN" w:bidi="ar"/>
-                    </w:rPr>
-                    <w:t>6</w:t>
-                  </w:r>
-                  <w:r>
-                    <w:rPr>
-                      <w:rFonts w:hint="default" w:ascii="Calibri" w:hAnsi="Calibri" w:eastAsia="楷体_GB2312" w:cs="Calibri"/>
-                      <w:b/>
-                      <w:bCs/>
-                      <w:snapToGrid w:val="0"/>
-                      <w:color w:val="333333"/>
-                      <w:kern w:val="0"/>
-                      <w:sz w:val="16"/>
-                      <w:szCs w:val="16"/>
-                      <w:lang w:val="en-US" w:eastAsia="zh-CN" w:bidi="ar"/>
-                    </w:rPr>
-                    <w:t>_en }}], SFC:{{ a</w:t>
-                  </w:r>
-                  <w:r>
-                    <w:rPr>
-                      <w:rFonts w:hint="eastAsia" w:eastAsia="楷体_GB2312" w:cs="Calibri"/>
-                      <w:b/>
-                      <w:bCs/>
-                      <w:snapToGrid w:val="0"/>
-                      <w:color w:val="333333"/>
-                      <w:kern w:val="0"/>
-                      <w:sz w:val="16"/>
-                      <w:szCs w:val="16"/>
-                      <w:lang w:val="en-US" w:eastAsia="zh-CN" w:bidi="ar"/>
-                    </w:rPr>
-                    <w:t>6</w:t>
-                  </w:r>
-                  <w:r>
-                    <w:rPr>
-                      <w:rFonts w:hint="default" w:ascii="Calibri" w:hAnsi="Calibri" w:eastAsia="楷体_GB2312" w:cs="Calibri"/>
-                      <w:b/>
-                      <w:bCs/>
-                      <w:snapToGrid w:val="0"/>
-                      <w:color w:val="333333"/>
-                      <w:kern w:val="0"/>
-                      <w:sz w:val="16"/>
-                      <w:szCs w:val="16"/>
-                      <w:lang w:val="en-US" w:eastAsia="zh-CN" w:bidi="ar"/>
-                    </w:rPr>
-                    <w:t>_sfc }}</w:t>
-                  </w:r>
                 </w:p>
               </w:tc>
               <w:tc>
@@ -2792,104 +2236,6 @@
                       <w:lang w:val="en-US" w:eastAsia="zh-CN" w:bidi="ar-SA"/>
                     </w:rPr>
                   </w:pPr>
-                  <w:r>
-                    <w:rPr>
-                      <w:rFonts w:hint="default" w:ascii="Calibri" w:hAnsi="Calibri" w:eastAsia="楷体_GB2312" w:cs="Calibri"/>
-                      <w:b/>
-                      <w:bCs/>
-                      <w:snapToGrid w:val="0"/>
-                      <w:color w:val="333333"/>
-                      <w:kern w:val="0"/>
-                      <w:sz w:val="16"/>
-                      <w:szCs w:val="16"/>
-                      <w:lang w:val="en-US" w:eastAsia="zh-CN" w:bidi="ar"/>
-                    </w:rPr>
-                    <w:t>{{ a</w:t>
-                  </w:r>
-                  <w:r>
-                    <w:rPr>
-                      <w:rFonts w:hint="eastAsia" w:eastAsia="楷体_GB2312" w:cs="Calibri"/>
-                      <w:b/>
-                      <w:bCs/>
-                      <w:snapToGrid w:val="0"/>
-                      <w:color w:val="333333"/>
-                      <w:kern w:val="0"/>
-                      <w:sz w:val="16"/>
-                      <w:szCs w:val="16"/>
-                      <w:lang w:val="en-US" w:eastAsia="zh-CN" w:bidi="ar"/>
-                    </w:rPr>
-                    <w:t>7</w:t>
-                  </w:r>
-                  <w:r>
-                    <w:rPr>
-                      <w:rFonts w:hint="default" w:ascii="Calibri" w:hAnsi="Calibri" w:eastAsia="楷体_GB2312" w:cs="Calibri"/>
-                      <w:b/>
-                      <w:bCs/>
-                      <w:snapToGrid w:val="0"/>
-                      <w:color w:val="333333"/>
-                      <w:kern w:val="0"/>
-                      <w:sz w:val="16"/>
-                      <w:szCs w:val="16"/>
-                      <w:lang w:val="en-US" w:eastAsia="zh-CN" w:bidi="ar"/>
-                    </w:rPr>
-                    <w:t>_cn }} {{ a</w:t>
-                  </w:r>
-                  <w:r>
-                    <w:rPr>
-                      <w:rFonts w:hint="eastAsia" w:eastAsia="楷体_GB2312" w:cs="Calibri"/>
-                      <w:b/>
-                      <w:bCs/>
-                      <w:snapToGrid w:val="0"/>
-                      <w:color w:val="333333"/>
-                      <w:kern w:val="0"/>
-                      <w:sz w:val="16"/>
-                      <w:szCs w:val="16"/>
-                      <w:lang w:val="en-US" w:eastAsia="zh-CN" w:bidi="ar"/>
-                    </w:rPr>
-                    <w:t>7</w:t>
-                  </w:r>
-                  <w:r>
-                    <w:rPr>
-                      <w:rFonts w:hint="default" w:ascii="Calibri" w:hAnsi="Calibri" w:eastAsia="楷体_GB2312" w:cs="Calibri"/>
-                      <w:b/>
-                      <w:bCs/>
-                      <w:snapToGrid w:val="0"/>
-                      <w:color w:val="333333"/>
-                      <w:kern w:val="0"/>
-                      <w:sz w:val="16"/>
-                      <w:szCs w:val="16"/>
-                      <w:lang w:val="en-US" w:eastAsia="zh-CN" w:bidi="ar"/>
-                    </w:rPr>
-                    <w:t>_en }}], SFC:{{ a</w:t>
-                  </w:r>
-                  <w:r>
-                    <w:rPr>
-                      <w:rFonts w:hint="eastAsia" w:eastAsia="楷体_GB2312" w:cs="Calibri"/>
-                      <w:b/>
-                      <w:bCs/>
-                      <w:snapToGrid w:val="0"/>
-                      <w:color w:val="333333"/>
-                      <w:kern w:val="0"/>
-                      <w:sz w:val="16"/>
-                      <w:szCs w:val="16"/>
-                      <w:lang w:val="en-US" w:eastAsia="zh-CN" w:bidi="ar"/>
-                    </w:rPr>
-                    <w:t>7</w:t>
-                  </w:r>
-                  <w:r>
-                    <w:rPr>
-                      <w:rFonts w:hint="default" w:ascii="Calibri" w:hAnsi="Calibri" w:eastAsia="楷体_GB2312" w:cs="Calibri"/>
-                      <w:b/>
-                      <w:bCs/>
-                      <w:snapToGrid w:val="0"/>
-                      <w:color w:val="333333"/>
-                      <w:kern w:val="0"/>
-                      <w:sz w:val="16"/>
-                      <w:szCs w:val="16"/>
-                      <w:lang w:val="en-US" w:eastAsia="zh-CN" w:bidi="ar"/>
-                    </w:rPr>
-                    <w:t>_sfc }}</w:t>
-                  </w:r>
                 </w:p>
               </w:tc>
               <w:tc>
@@ -2913,104 +2259,6 @@
                       <w:lang w:val="en-US" w:eastAsia="zh-CN" w:bidi="ar-SA"/>
                     </w:rPr>
                   </w:pPr>
-                  <w:r>
-                    <w:rPr>
-                      <w:rFonts w:hint="default" w:ascii="Calibri" w:hAnsi="Calibri" w:eastAsia="楷体_GB2312" w:cs="Calibri"/>
-                      <w:b/>
-                      <w:bCs/>
-                      <w:snapToGrid w:val="0"/>
-                      <w:color w:val="333333"/>
-                      <w:kern w:val="0"/>
-                      <w:sz w:val="16"/>
-                      <w:szCs w:val="16"/>
-                      <w:lang w:val="en-US" w:eastAsia="zh-CN" w:bidi="ar"/>
-                    </w:rPr>
-                    <w:t>{{ a</w:t>
-                  </w:r>
-                  <w:r>
-                    <w:rPr>
-                      <w:rFonts w:hint="eastAsia" w:eastAsia="楷体_GB2312" w:cs="Calibri"/>
-                      <w:b/>
-                      <w:bCs/>
-                      <w:snapToGrid w:val="0"/>
-                      <w:color w:val="333333"/>
-                      <w:kern w:val="0"/>
-                      <w:sz w:val="16"/>
-                      <w:szCs w:val="16"/>
-                      <w:lang w:val="en-US" w:eastAsia="zh-CN" w:bidi="ar"/>
-                    </w:rPr>
-                    <w:t>8</w:t>
-                  </w:r>
-                  <w:r>
-                    <w:rPr>
-                      <w:rFonts w:hint="default" w:ascii="Calibri" w:hAnsi="Calibri" w:eastAsia="楷体_GB2312" w:cs="Calibri"/>
-                      <w:b/>
-                      <w:bCs/>
-                      <w:snapToGrid w:val="0"/>
-                      <w:color w:val="333333"/>
-                      <w:kern w:val="0"/>
-                      <w:sz w:val="16"/>
-                      <w:szCs w:val="16"/>
-                      <w:lang w:val="en-US" w:eastAsia="zh-CN" w:bidi="ar"/>
-                    </w:rPr>
-                    <w:t>_cn }} {{ a</w:t>
-                  </w:r>
-                  <w:r>
-                    <w:rPr>
-                      <w:rFonts w:hint="eastAsia" w:eastAsia="楷体_GB2312" w:cs="Calibri"/>
-                      <w:b/>
-                      <w:bCs/>
-                      <w:snapToGrid w:val="0"/>
-                      <w:color w:val="333333"/>
-                      <w:kern w:val="0"/>
-                      <w:sz w:val="16"/>
-                      <w:szCs w:val="16"/>
-                      <w:lang w:val="en-US" w:eastAsia="zh-CN" w:bidi="ar"/>
-                    </w:rPr>
-                    <w:t>8</w:t>
-                  </w:r>
-                  <w:r>
-                    <w:rPr>
-                      <w:rFonts w:hint="default" w:ascii="Calibri" w:hAnsi="Calibri" w:eastAsia="楷体_GB2312" w:cs="Calibri"/>
-                      <w:b/>
-                      <w:bCs/>
-                      <w:snapToGrid w:val="0"/>
-                      <w:color w:val="333333"/>
-                      <w:kern w:val="0"/>
-                      <w:sz w:val="16"/>
-                      <w:szCs w:val="16"/>
-                      <w:lang w:val="en-US" w:eastAsia="zh-CN" w:bidi="ar"/>
-                    </w:rPr>
-                    <w:t>_en }}], SFC:{{ a</w:t>
-                  </w:r>
-                  <w:r>
-                    <w:rPr>
-                      <w:rFonts w:hint="eastAsia" w:eastAsia="楷体_GB2312" w:cs="Calibri"/>
-                      <w:b/>
-                      <w:bCs/>
-                      <w:snapToGrid w:val="0"/>
-                      <w:color w:val="333333"/>
-                      <w:kern w:val="0"/>
-                      <w:sz w:val="16"/>
-                      <w:szCs w:val="16"/>
-                      <w:lang w:val="en-US" w:eastAsia="zh-CN" w:bidi="ar"/>
-                    </w:rPr>
-                    <w:t>8</w:t>
-                  </w:r>
-                  <w:r>
-                    <w:rPr>
-                      <w:rFonts w:hint="default" w:ascii="Calibri" w:hAnsi="Calibri" w:eastAsia="楷体_GB2312" w:cs="Calibri"/>
-                      <w:b/>
-                      <w:bCs/>
-                      <w:snapToGrid w:val="0"/>
-                      <w:color w:val="333333"/>
-                      <w:kern w:val="0"/>
-                      <w:sz w:val="16"/>
-                      <w:szCs w:val="16"/>
-                      <w:lang w:val="en-US" w:eastAsia="zh-CN" w:bidi="ar"/>
-                    </w:rPr>
-                    <w:t>_sfc }}</w:t>
-                  </w:r>
                 </w:p>
               </w:tc>
             </w:tr>
@@ -3054,28 +2302,6 @@
                       <w:lang w:val="en-US" w:eastAsia="zh-CN" w:bidi="ar-SA"/>
                     </w:rPr>
                   </w:pPr>
-                  <w:r>
-                    <w:rPr>
-                      <w:rFonts w:hint="eastAsia" w:eastAsia="楷体_GB2312" w:cs="等线"/>
-                      <w:b w:val="0"/>
-                    </w:rPr>
-                    <w:t>{{ a</w:t>
-                  </w:r>
-                  <w:r>
-                    <w:rPr>
-                      <w:rFonts w:hint="eastAsia" w:eastAsia="楷体_GB2312" w:cs="等线"/>
-                      <w:b w:val="0"/>
-                      <w:lang w:val="en-US" w:eastAsia="zh-CN"/>
-                    </w:rPr>
-                    <w:t>5</w:t>
-                  </w:r>
-                  <w:r>
-                    <w:rPr>
-                      <w:rFonts w:hint="eastAsia" w:eastAsia="楷体_GB2312" w:cs="等线"/>
-                      <w:b w:val="0"/>
-                    </w:rPr>
-                    <w:t>_email }}</w:t>
-                  </w:r>
                 </w:p>
               </w:tc>
               <w:tc>
@@ -3097,28 +2323,6 @@
                       <w:lang w:val="en-US" w:eastAsia="zh-CN" w:bidi="ar-SA"/>
                     </w:rPr>
                   </w:pPr>
-                  <w:r>
-                    <w:rPr>
-                      <w:rFonts w:hint="eastAsia" w:eastAsia="楷体_GB2312" w:cs="等线"/>
-                      <w:b w:val="0"/>
-                    </w:rPr>
-                    <w:t>{{ a</w:t>
-                  </w:r>
-                  <w:r>
-                    <w:rPr>
-                      <w:rFonts w:hint="eastAsia" w:eastAsia="楷体_GB2312" w:cs="等线"/>
-                      <w:b w:val="0"/>
-                      <w:lang w:val="en-US" w:eastAsia="zh-CN"/>
-                    </w:rPr>
-                    <w:t>6</w:t>
-                  </w:r>
-                  <w:r>
-                    <w:rPr>
-                      <w:rFonts w:hint="eastAsia" w:eastAsia="楷体_GB2312" w:cs="等线"/>
-                      <w:b w:val="0"/>
-                    </w:rPr>
-                    <w:t>_email }}</w:t>
-                  </w:r>
                 </w:p>
               </w:tc>
               <w:tc>
@@ -3140,28 +2344,6 @@
                       <w:lang w:val="en-US" w:eastAsia="zh-CN" w:bidi="ar-SA"/>
                     </w:rPr>
                   </w:pPr>
-                  <w:r>
-                    <w:rPr>
-                      <w:rFonts w:hint="eastAsia" w:eastAsia="楷体_GB2312" w:cs="等线"/>
-                      <w:b w:val="0"/>
-                    </w:rPr>
-                    <w:t>{{ a</w:t>
-                  </w:r>
-                  <w:r>
-                    <w:rPr>
-                      <w:rFonts w:hint="eastAsia" w:eastAsia="楷体_GB2312" w:cs="等线"/>
-                      <w:b w:val="0"/>
-                      <w:lang w:val="en-US" w:eastAsia="zh-CN"/>
-                    </w:rPr>
-                    <w:t>7</w:t>
-                  </w:r>
-                  <w:r>
-                    <w:rPr>
-                      <w:rFonts w:hint="eastAsia" w:eastAsia="楷体_GB2312" w:cs="等线"/>
-                      <w:b w:val="0"/>
-                    </w:rPr>
-                    <w:t>_email }}</w:t>
-                  </w:r>
                 </w:p>
               </w:tc>
               <w:tc>
@@ -3183,28 +2365,6 @@
                       <w:lang w:val="en-US" w:eastAsia="zh-CN" w:bidi="ar-SA"/>
                     </w:rPr>
                   </w:pPr>
-                  <w:r>
-                    <w:rPr>
-                      <w:rFonts w:hint="eastAsia" w:eastAsia="楷体_GB2312" w:cs="等线"/>
-                      <w:b w:val="0"/>
-                    </w:rPr>
-                    <w:t>{{ a</w:t>
-                  </w:r>
-                  <w:r>
-                    <w:rPr>
-                      <w:rFonts w:hint="eastAsia" w:eastAsia="楷体_GB2312" w:cs="等线"/>
-                      <w:b w:val="0"/>
-                      <w:lang w:val="en-US" w:eastAsia="zh-CN"/>
-                    </w:rPr>
-                    <w:t>8</w:t>
-                  </w:r>
-                  <w:r>
-                    <w:rPr>
-                      <w:rFonts w:hint="eastAsia" w:eastAsia="楷体_GB2312" w:cs="等线"/>
-                      <w:b w:val="0"/>
-                    </w:rPr>
-                    <w:t>_email }}</w:t>
-                  </w:r>
                 </w:p>
               </w:tc>
             </w:tr>
@@ -7832,6 +6992,12 @@
             <w:insideH w:val="none" w:color="auto" w:sz="0" w:space="0"/>
             <w:insideV w:val="none" w:color="auto" w:sz="0" w:space="0"/>
           </w:tblBorders>
+          <w:tblCellMar>
+            <w:top w:w="0" w:type="dxa"/>
+            <w:left w:w="108" w:type="dxa"/>
+            <w:bottom w:w="0" w:type="dxa"/>
+            <w:right w:w="108" w:type="dxa"/>
+          </w:tblCellMar>
         </w:tblPrEx>
         <w:tc>
           <w:tcPr>
@@ -11425,12 +10591,6 @@
             <w:insideH w:val="none" w:color="auto" w:sz="0" w:space="0"/>
             <w:insideV w:val="none" w:color="auto" w:sz="0" w:space="0"/>
           </w:tblBorders>
-          <w:tblCellMar>
-            <w:top w:w="0" w:type="dxa"/>
-            <w:left w:w="108" w:type="dxa"/>
-            <w:bottom w:w="0" w:type="dxa"/>
-            <w:right w:w="108" w:type="dxa"/>
-          </w:tblCellMar>
         </w:tblPrEx>
         <w:tc>
           <w:tcPr>
@@ -15377,6 +14537,12 @@
             <w:insideH w:val="none" w:color="auto" w:sz="0" w:space="0"/>
             <w:insideV w:val="single" w:color="auto" w:sz="4" w:space="0"/>
           </w:tblBorders>
+          <w:tblCellMar>
+            <w:top w:w="0" w:type="dxa"/>
+            <w:left w:w="0" w:type="dxa"/>
+            <w:bottom w:w="0" w:type="dxa"/>
+            <w:right w:w="0" w:type="dxa"/>
+          </w:tblCellMar>
         </w:tblPrEx>
         <w:tc>
           <w:tcPr>
@@ -20566,12 +19732,6 @@
                                 <w:insideH w:val="none" w:color="auto" w:sz="0" w:space="0"/>
                                 <w:insideV w:val="single" w:color="auto" w:sz="4" w:space="0"/>
                               </w:tblBorders>
-                              <w:tblCellMar>
-                                <w:top w:w="0" w:type="dxa"/>
-                                <w:left w:w="0" w:type="dxa"/>
-                                <w:bottom w:w="0" w:type="dxa"/>
-                                <w:right w:w="0" w:type="dxa"/>
-                              </w:tblCellMar>
                             </w:tblPrEx>
                             <w:trPr>
                               <w:trHeight w:val="23" w:hRule="exact"/>
@@ -21102,6 +20262,12 @@
           <w:insideH w:val="single" w:color="auto" w:sz="4" w:space="0"/>
           <w:insideV w:val="single" w:color="auto" w:sz="4" w:space="0"/>
         </w:tblBorders>
+        <w:tblCellMar>
+          <w:top w:w="0" w:type="dxa"/>
+          <w:left w:w="0" w:type="dxa"/>
+          <w:bottom w:w="0" w:type="dxa"/>
+          <w:right w:w="0" w:type="dxa"/>
+        </w:tblCellMar>
       </w:tblPrEx>
       <w:trPr>
         <w:trHeight w:val="329" w:hRule="atLeast"/>
@@ -21935,6 +21101,12 @@
           <w:insideH w:val="single" w:color="auto" w:sz="4" w:space="0"/>
           <w:insideV w:val="none" w:color="auto" w:sz="0" w:space="0"/>
         </w:tblBorders>
+        <w:tblCellMar>
+          <w:top w:w="0" w:type="dxa"/>
+          <w:left w:w="108" w:type="dxa"/>
+          <w:bottom w:w="0" w:type="dxa"/>
+          <w:right w:w="108" w:type="dxa"/>
+        </w:tblCellMar>
       </w:tblPrEx>
       <w:trPr>
         <w:trHeight w:val="23" w:hRule="exact"/>

--- a/templates/company/template.docx
+++ b/templates/company/template.docx
@@ -2498,7 +2498,7 @@
                       <w:szCs w:val="16"/>
                       <w:lang w:val="en-US" w:eastAsia="zh-CN" w:bidi="ar"/>
                     </w:rPr>
-                    <w:t>{{ analyst_chinese_name }} {{ analyst_english_name }}], SFC:{{ analyst_sfc_code }}</w:t>
+                    <w:t>{{ a1_cn }} {{ a1_en }}], SFC:{{ a1_sfc }}</w:t>
                   </w:r>
                   <w:r>
                     <w:rPr>
@@ -2551,6 +2551,9 @@
                       <w:rFonts w:eastAsia="楷体_GB2312" w:cs="等线"/>
                     </w:rPr>
                   </w:pPr>
+                  <w:r>
+                    <w:t>{{ a2_cn }} {{ a2_en }}], SFC:{{ a2_sfc }}</w:t>
+                  </w:r>
                 </w:p>
               </w:tc>
               <w:tc>
@@ -2565,6 +2568,9 @@
                       <w:rFonts w:eastAsia="楷体_GB2312" w:cs="等线"/>
                     </w:rPr>
                   </w:pPr>
+                  <w:r>
+                    <w:t>{{ a3_cn }} {{ a3_en }}], SFC:{{ a3_sfc }}</w:t>
+                  </w:r>
                 </w:p>
               </w:tc>
               <w:tc>
@@ -2579,6 +2585,9 @@
                       <w:rFonts w:eastAsia="楷体_GB2312" w:cs="等线"/>
                     </w:rPr>
                   </w:pPr>
+                  <w:r>
+                    <w:t>{{ a4_cn }} {{ a4_en }}], SFC:{{ a4_sfc }}</w:t>
+                  </w:r>
                 </w:p>
               </w:tc>
             </w:tr>
@@ -2621,7 +2630,7 @@
                       <w:rFonts w:hint="eastAsia" w:eastAsia="楷体_GB2312" w:cs="等线"/>
                       <w:b w:val="0"/>
                     </w:rPr>
-                    <w:t>{{ analyst_email }}</w:t>
+                    <w:t>{{ a1_email }}</w:t>
                   </w:r>
                   <w:r>
                     <w:rPr>
@@ -2662,6 +2671,9 @@
                       <w:b w:val="0"/>
                     </w:rPr>
                   </w:pPr>
+                  <w:r>
+                    <w:t>{{ a2_email }}</w:t>
+                  </w:r>
                 </w:p>
               </w:tc>
               <w:tc>
@@ -2677,6 +2689,9 @@
                       <w:b w:val="0"/>
                     </w:rPr>
                   </w:pPr>
+                  <w:r>
+                    <w:t>{{ a3_email }}</w:t>
+                  </w:r>
                 </w:p>
               </w:tc>
               <w:tc>
@@ -2692,6 +2707,9 @@
                       <w:b w:val="0"/>
                     </w:rPr>
                   </w:pPr>
+                  <w:r>
+                    <w:t>{{ a4_email }}</w:t>
+                  </w:r>
                 </w:p>
               </w:tc>
             </w:tr>
@@ -2729,6 +2747,9 @@
                       <w:b w:val="0"/>
                     </w:rPr>
                   </w:pPr>
+                  <w:r>
+                    <w:t>{{ a5_cn }} {{ a5_en }}], SFC:{{ a5_sfc }}</w:t>
+                  </w:r>
                 </w:p>
               </w:tc>
               <w:tc>
@@ -2744,6 +2765,9 @@
                       <w:b w:val="0"/>
                     </w:rPr>
                   </w:pPr>
+                  <w:r>
+                    <w:t>{{ a6_cn }} {{ a6_en }}], SFC:{{ a6_sfc }}</w:t>
+                  </w:r>
                 </w:p>
               </w:tc>
               <w:tc>
@@ -2759,6 +2783,9 @@
                       <w:b w:val="0"/>
                     </w:rPr>
                   </w:pPr>
+                  <w:r>
+                    <w:t>{{ a7_cn }} {{ a7_en }}], SFC:{{ a7_sfc }}</w:t>
+                  </w:r>
                 </w:p>
               </w:tc>
               <w:tc>
@@ -2774,6 +2801,9 @@
                       <w:b w:val="0"/>
                     </w:rPr>
                   </w:pPr>
+                  <w:r>
+                    <w:t>{{ a8_cn }} {{ a8_en }}], SFC:{{ a8_sfc }}</w:t>
+                  </w:r>
                 </w:p>
               </w:tc>
             </w:tr>
@@ -2811,6 +2841,9 @@
                       <w:b w:val="0"/>
                     </w:rPr>
                   </w:pPr>
+                  <w:r>
+                    <w:t>{{ a5_email }}</w:t>
+                  </w:r>
                 </w:p>
               </w:tc>
               <w:tc>
@@ -2826,6 +2859,9 @@
                       <w:b w:val="0"/>
                     </w:rPr>
                   </w:pPr>
+                  <w:r>
+                    <w:t>{{ a6_email }}</w:t>
+                  </w:r>
                 </w:p>
               </w:tc>
               <w:tc>
@@ -2841,6 +2877,9 @@
                       <w:b w:val="0"/>
                     </w:rPr>
                   </w:pPr>
+                  <w:r>
+                    <w:t>{{ a7_email }}</w:t>
+                  </w:r>
                 </w:p>
               </w:tc>
               <w:tc>
@@ -2856,6 +2895,9 @@
                       <w:b w:val="0"/>
                     </w:rPr>
                   </w:pPr>
+                  <w:r>
+                    <w:t>{{ a8_email }}</w:t>
+                  </w:r>
                 </w:p>
               </w:tc>
             </w:tr>
@@ -2896,15 +2938,32 @@
         </w:sectPr>
       </w:pPr>
     </w:p>
+    <w:p>
+      <w:pPr>
+        <w:pStyle w:val="44"/>
+        <w:rPr>
+          <w:rFonts w:eastAsia="宋体" w:cs="Calibri"/>
+          <w:lang w:eastAsia="zh-CN"/>
+        </w:rPr>
+        <w:sectPr>
+          <w:headerReference r:id="rId12" w:type="first"/>
+          <w:headerReference r:id="rId11" w:type="default"/>
+          <w:footerReference r:id="rId13" w:type="default"/>
+          <w:pgSz w:w="11910" w:h="16840"/>
+          <w:pgMar w:top="567" w:right="567" w:bottom="1021" w:left="3600" w:header="567" w:footer="919" w:gutter="0"/>
+          <w:cols w:space="425" w:num="1"/>
+          <w:titlePg/>
+          <w:docGrid w:linePitch="299" w:charSpace="0"/>
+        </w:sectPr>
+      </w:pPr>
+      <w:r>
+        <w:t>{{ body }}</w:t>
+      </w:r>
+    </w:p>
     <w:bookmarkEnd w:id="22"/>
     <w:bookmarkEnd w:id="6"/>
     <w:bookmarkEnd w:id="7"/>
     <w:bookmarkEnd w:id="9"/>
-    <w:p>
-      <w:r>
-        <w:t>{{ body }}</w:t>
-      </w:r>
-    </w:p>
     <w:tbl>
       <w:tblPr>
         <w:tblStyle w:val="20"/>

--- a/templates/company/template.docx
+++ b/templates/company/template.docx
@@ -9849,204 +9849,34 @@
 
 <file path=word/header6.xml><?xml version="1.0" encoding="utf-8"?>
 <w:hdr xmlns:wpc="http://schemas.microsoft.com/office/word/2010/wordprocessingCanvas" xmlns:mc="http://schemas.openxmlformats.org/markup-compatibility/2006" xmlns:o="urn:schemas-microsoft-com:office:office" xmlns:r="http://schemas.openxmlformats.org/officeDocument/2006/relationships" xmlns:m="http://schemas.openxmlformats.org/officeDocument/2006/math" xmlns:v="urn:schemas-microsoft-com:vml" xmlns:wp14="http://schemas.microsoft.com/office/word/2010/wordprocessingDrawing" xmlns:wp="http://schemas.openxmlformats.org/drawingml/2006/wordprocessingDrawing" xmlns:w10="urn:schemas-microsoft-com:office:word" xmlns:w="http://schemas.openxmlformats.org/wordprocessingml/2006/main" xmlns:w14="http://schemas.microsoft.com/office/word/2010/wordml" xmlns:w15="http://schemas.microsoft.com/office/word/2012/wordml" xmlns:wpg="http://schemas.microsoft.com/office/word/2010/wordprocessingGroup" xmlns:wpi="http://schemas.microsoft.com/office/word/2010/wordprocessingInk" xmlns:wne="http://schemas.microsoft.com/office/word/2006/wordml" xmlns:wps="http://schemas.microsoft.com/office/word/2010/wordprocessingShape" xmlns:wpsCustomData="http://www.wps.cn/officeDocument/2013/wpsCustomData" mc:Ignorable="w14 w15 wp14">
-  <w:tbl>
-    <w:tblPr>
-      <w:tblStyle w:val="20"/>
-      <w:tblW w:w="10916" w:type="dxa"/>
-      <w:tblCaption w:val="[Table_header1]"/>
-      <w:tblDescription w:val="表格隐藏标识（勿删除）"/>
-      <w:tblInd w:w="-3119" w:type="dxa"/>
-      <w:tblBorders>
-        <w:top w:val="none" w:color="auto" w:sz="0" w:space="0"/>
-        <w:left w:val="none" w:color="auto" w:sz="0" w:space="0"/>
-        <w:bottom w:val="none" w:color="auto" w:sz="0" w:space="0"/>
-        <w:right w:val="none" w:color="auto" w:sz="0" w:space="0"/>
-        <w:insideH w:val="single" w:color="auto" w:sz="4" w:space="0"/>
-        <w:insideV w:val="none" w:color="auto" w:sz="0" w:space="0"/>
-      </w:tblBorders>
-      <w:tblLayout w:type="autofit"/>
-      <w:tblCellMar>
-        <w:top w:w="0" w:type="dxa"/>
-        <w:left w:w="108" w:type="dxa"/>
-        <w:bottom w:w="0" w:type="dxa"/>
-        <w:right w:w="108" w:type="dxa"/>
-      </w:tblCellMar>
-    </w:tblPr>
-    <w:tblGrid>
-      <w:gridCol w:w="6238"/>
-      <w:gridCol w:w="4678"/>
-    </w:tblGrid>
-    <w:tr>
-      <w:tblPrEx>
-        <w:tblBorders>
-          <w:top w:val="none" w:color="auto" w:sz="0" w:space="0"/>
-          <w:left w:val="none" w:color="auto" w:sz="0" w:space="0"/>
-          <w:bottom w:val="none" w:color="auto" w:sz="0" w:space="0"/>
-          <w:right w:val="none" w:color="auto" w:sz="0" w:space="0"/>
-          <w:insideH w:val="single" w:color="auto" w:sz="4" w:space="0"/>
-          <w:insideV w:val="none" w:color="auto" w:sz="0" w:space="0"/>
-        </w:tblBorders>
-        <w:tblCellMar>
-          <w:top w:w="0" w:type="dxa"/>
-          <w:left w:w="108" w:type="dxa"/>
-          <w:bottom w:w="0" w:type="dxa"/>
-          <w:right w:w="108" w:type="dxa"/>
-        </w:tblCellMar>
-      </w:tblPrEx>
-      <w:trPr>
-        <w:trHeight w:val="23" w:hRule="exact"/>
-      </w:trPr>
-      <w:tc>
-        <w:tcPr>
-          <w:tcW w:w="6238" w:type="dxa"/>
-          <w:tcBorders>
-            <w:top w:val="nil"/>
-            <w:bottom w:val="nil"/>
-          </w:tcBorders>
-          <w:vAlign w:val="center"/>
-        </w:tcPr>
-        <w:p>
-          <w:pPr>
-            <w:pStyle w:val="65"/>
-            <w:rPr>
-              <w:rFonts w:eastAsia="楷体_GB2312" w:cs="等线"/>
-              <w:color w:val="23558C"/>
-              <w:sz w:val="24"/>
-              <w:lang w:eastAsia="zh-CN"/>
-            </w:rPr>
-          </w:pPr>
-          <w:r>
-            <w:rPr>
-              <w:rFonts w:eastAsia="楷体_GB2312" w:cs="等线"/>
-              <w:color w:val="23558C"/>
-              <w:sz w:val="24"/>
-              <w:lang w:eastAsia="zh-CN"/>
-            </w:rPr>
-            <w:t>[Table_header1]</w:t>
-          </w:r>
-        </w:p>
-      </w:tc>
-      <w:tc>
-        <w:tcPr>
-          <w:tcW w:w="4678" w:type="dxa"/>
-          <w:tcBorders>
-            <w:top w:val="nil"/>
-            <w:bottom w:val="nil"/>
-          </w:tcBorders>
-          <w:vAlign w:val="center"/>
-        </w:tcPr>
-        <w:p>
-          <w:pPr>
-            <w:pStyle w:val="65"/>
-            <w:jc w:val="right"/>
-            <w:rPr>
-              <w:rStyle w:val="67"/>
-              <w:rFonts w:eastAsia="楷体_GB2312" w:cs="等线"/>
-              <w:color w:val="23558C"/>
-              <w:sz w:val="24"/>
-              <w:lang w:eastAsia="zh-CN"/>
-            </w:rPr>
-          </w:pPr>
-        </w:p>
-      </w:tc>
-    </w:tr>
-    <w:tr>
-      <w:tblPrEx>
-        <w:tblBorders>
-          <w:top w:val="none" w:color="auto" w:sz="0" w:space="0"/>
-          <w:left w:val="none" w:color="auto" w:sz="0" w:space="0"/>
-          <w:bottom w:val="none" w:color="auto" w:sz="0" w:space="0"/>
-          <w:right w:val="none" w:color="auto" w:sz="0" w:space="0"/>
-          <w:insideH w:val="single" w:color="auto" w:sz="4" w:space="0"/>
-          <w:insideV w:val="none" w:color="auto" w:sz="0" w:space="0"/>
-        </w:tblBorders>
-        <w:tblCellMar>
-          <w:top w:w="0" w:type="dxa"/>
-          <w:left w:w="108" w:type="dxa"/>
-          <w:bottom w:w="0" w:type="dxa"/>
-          <w:right w:w="108" w:type="dxa"/>
-        </w:tblCellMar>
-      </w:tblPrEx>
-      <w:trPr>
-        <w:trHeight w:val="416" w:hRule="atLeast"/>
-      </w:trPr>
-      <w:tc>
-        <w:tcPr>
-          <w:tcW w:w="6238" w:type="dxa"/>
-          <w:tcBorders>
-            <w:top w:val="nil"/>
-          </w:tcBorders>
-          <w:vAlign w:val="center"/>
-        </w:tcPr>
-        <w:p>
-          <w:pPr>
-            <w:pStyle w:val="65"/>
-            <w:rPr>
-              <w:rFonts w:eastAsia="楷体_GB2312" w:cs="Calibri"/>
-              <w:b/>
-              <w:bCs/>
-              <w:color w:val="23558C"/>
-              <w:sz w:val="24"/>
-              <w:szCs w:val="24"/>
-              <w:lang w:eastAsia="zh-CN"/>
-            </w:rPr>
-          </w:pPr>
-          <w:r>
-            <w:rPr>
-              <w:rFonts w:hint="eastAsia" w:eastAsia="楷体_GB2312" w:cs="Calibri"/>
-              <w:b/>
-              <w:bCs/>
-              <w:color w:val="23558C"/>
-              <w:sz w:val="24"/>
-              <w:szCs w:val="24"/>
-              <w:lang w:eastAsia="zh-CN"/>
-            </w:rPr>
-            <w:t>公司名称 (Stock code)</w:t>
-          </w:r>
-        </w:p>
-      </w:tc>
-      <w:tc>
-        <w:tcPr>
-          <w:tcW w:w="4678" w:type="dxa"/>
-          <w:tcBorders>
-            <w:top w:val="nil"/>
-          </w:tcBorders>
-          <w:vAlign w:val="center"/>
-        </w:tcPr>
-        <w:p>
-          <w:pPr>
-            <w:pStyle w:val="65"/>
-            <w:jc w:val="right"/>
-            <w:rPr>
-              <w:rStyle w:val="67"/>
-              <w:rFonts w:eastAsia="楷体_GB2312" w:cs="Calibri"/>
-              <w:color w:val="23558C"/>
-              <w:sz w:val="24"/>
-              <w:lang w:eastAsia="zh-CN"/>
-            </w:rPr>
-          </w:pPr>
-          <w:r>
-            <w:rPr>
-              <w:rStyle w:val="67"/>
-              <w:rFonts w:hint="eastAsia" w:eastAsia="楷体_GB2312" w:cs="Calibri"/>
-              <w:color w:val="23558C"/>
-              <w:sz w:val="24"/>
-              <w:lang w:eastAsia="zh-CN"/>
-            </w:rPr>
-            <w:t>评级调整</w:t>
-          </w:r>
-        </w:p>
-      </w:tc>
-    </w:tr>
-  </w:tbl>
+  <w:sdt>
+    <w:sdtPr>
+      <w:id w:val="968752352"/>
+      <w:placeholder>
+        <w:docPart w:val="0A7DF2113BC84988AC653F937B869E52"/>
+      </w:placeholder>
+      <w:temporary/>
+      <w:showingPlcHdr/>
+      <w15:appearance w15:val="hidden"/>
+    </w:sdtPr>
+    <w:sdtContent>
+      <w:p>
+        <w:pPr>
+          <w:pStyle w:val="13"/>
+        </w:pPr>
+        <w:r>
+          <w:rPr>
+            <w:lang w:val="zh-CN"/>
+          </w:rPr>
+          <w:t>[在此处键入]</w:t>
+        </w:r>
+      </w:p>
+    </w:sdtContent>
+  </w:sdt>
   <w:p>
     <w:pPr>
-      <w:pStyle w:val="65"/>
-      <w:rPr>
-        <w:rFonts w:eastAsiaTheme="minorEastAsia"/>
-        <w:color w:val="23558C"/>
-        <w:lang w:eastAsia="zh-CN"/>
-      </w:rPr>
+      <w:pStyle w:val="13"/>
+      <w:jc w:val="left"/>
     </w:pPr>
   </w:p>
 </w:hdr>
